--- a/HackMatrix_Document.docx
+++ b/HackMatrix_Document.docx
@@ -103,6 +103,7 @@
         <w:t xml:space="preserve">Team </w:t>
       </w:r>
       <w:proofErr w:type="spellStart"/>
+      <w:proofErr w:type="gramStart"/>
       <w:r>
         <w:rPr>
           <w:b/>
@@ -122,6 +123,7 @@
         <w:t>:Karnika</w:t>
       </w:r>
       <w:proofErr w:type="spellEnd"/>
+      <w:proofErr w:type="gramEnd"/>
       <w:r>
         <w:rPr>
           <w:color w:val="0D0D0D" w:themeColor="text1" w:themeTint="F2"/>
@@ -230,8 +232,9 @@
           <w:sz w:val="40"/>
           <w:szCs w:val="40"/>
         </w:rPr>
-        <w:t>S</w:t>
-      </w:r>
+        <w:t xml:space="preserve">Secure automatic network topology </w:t>
+      </w:r>
+      <w:proofErr w:type="gramStart"/>
       <w:r>
         <w:rPr>
           <w:b/>
@@ -240,7 +243,7 @@
           <w:sz w:val="40"/>
           <w:szCs w:val="40"/>
         </w:rPr>
-        <w:t xml:space="preserve">ecure automatic network topology tool </w:t>
+        <w:t xml:space="preserve">tool </w:t>
       </w:r>
       <w:r>
         <w:rPr>
@@ -248,7 +251,16 @@
           <w:sz w:val="40"/>
           <w:szCs w:val="40"/>
         </w:rPr>
-        <w:t xml:space="preserve"> provides an automated, centralized solution for network discovery, topology generation, monitoring, and security analysis.</w:t>
+        <w:t xml:space="preserve"> provides</w:t>
+      </w:r>
+      <w:proofErr w:type="gramEnd"/>
+      <w:r>
+        <w:rPr>
+          <w:color w:val="0D0D0D" w:themeColor="text1" w:themeTint="F2"/>
+          <w:sz w:val="40"/>
+          <w:szCs w:val="40"/>
+        </w:rPr>
+        <w:t xml:space="preserve"> an automated, centralized solution for network discovery, topology generation, monitoring, and security analysis.</w:t>
       </w:r>
     </w:p>
     <w:p>
@@ -278,16 +290,18 @@
           <w:sz w:val="40"/>
           <w:szCs w:val="40"/>
         </w:rPr>
-        <w:t xml:space="preserve">GitHub Repository </w:t>
-      </w:r>
+        <w:t xml:space="preserve">GitHub </w:t>
+      </w:r>
+      <w:proofErr w:type="gramStart"/>
       <w:r>
         <w:rPr>
           <w:color w:val="0D0D0D" w:themeColor="text1" w:themeTint="F2"/>
           <w:sz w:val="40"/>
           <w:szCs w:val="40"/>
         </w:rPr>
-        <w:t>:</w:t>
-      </w:r>
+        <w:t>Repository :</w:t>
+      </w:r>
+      <w:proofErr w:type="gramEnd"/>
       <w:r>
         <w:rPr>
           <w:color w:val="0D0D0D" w:themeColor="text1" w:themeTint="F2"/>
@@ -1177,12 +1191,6 @@
         <w:gridCol w:w="3600"/>
       </w:tblGrid>
       <w:tr>
-        <w:tblPrEx>
-          <w:tblCellMar>
-            <w:top w:w="0" w:type="dxa"/>
-            <w:bottom w:w="0" w:type="dxa"/>
-          </w:tblCellMar>
-        </w:tblPrEx>
         <w:trPr>
           <w:tblHeader/>
         </w:trPr>
@@ -1201,14 +1209,14 @@
           <w:p>
             <w:pPr>
               <w:rPr>
-                <w:color w:val="0D0D0D" w:themeColor="text1" w:themeTint="F2"/>
+                <w:color w:val="FFFFFF" w:themeColor="background1"/>
               </w:rPr>
             </w:pPr>
             <w:r>
               <w:rPr>
                 <w:b/>
                 <w:bCs/>
-                <w:color w:val="0D0D0D" w:themeColor="text1" w:themeTint="F2"/>
+                <w:color w:val="FFFFFF" w:themeColor="background1"/>
                 <w:sz w:val="20"/>
                 <w:szCs w:val="20"/>
               </w:rPr>
@@ -1238,7 +1246,7 @@
               <w:rPr>
                 <w:b/>
                 <w:bCs/>
-                <w:color w:val="0D0D0D" w:themeColor="text1" w:themeTint="F2"/>
+                <w:color w:val="FFFFFF" w:themeColor="background1"/>
                 <w:sz w:val="20"/>
                 <w:szCs w:val="20"/>
               </w:rPr>
@@ -1261,29 +1269,23 @@
           <w:p>
             <w:pPr>
               <w:rPr>
-                <w:color w:val="0D0D0D" w:themeColor="text1" w:themeTint="F2"/>
+                <w:color w:val="FFFFFF" w:themeColor="background1"/>
               </w:rPr>
             </w:pPr>
             <w:r>
               <w:rPr>
                 <w:b/>
                 <w:bCs/>
-                <w:color w:val="0D0D0D" w:themeColor="text1" w:themeTint="F2"/>
-                <w:sz w:val="20"/>
-                <w:szCs w:val="20"/>
-              </w:rPr>
-              <w:t>SANTMS</w:t>
+                <w:color w:val="FFFFFF" w:themeColor="background1"/>
+                <w:sz w:val="20"/>
+                <w:szCs w:val="20"/>
+              </w:rPr>
+              <w:t>Proposed system</w:t>
             </w:r>
           </w:p>
         </w:tc>
       </w:tr>
       <w:tr>
-        <w:tblPrEx>
-          <w:tblCellMar>
-            <w:top w:w="0" w:type="dxa"/>
-            <w:bottom w:w="0" w:type="dxa"/>
-          </w:tblCellMar>
-        </w:tblPrEx>
         <w:tc>
           <w:tcPr>
             <w:tcW w:w="2600" w:type="dxa"/>
@@ -1370,12 +1372,6 @@
         </w:tc>
       </w:tr>
       <w:tr>
-        <w:tblPrEx>
-          <w:tblCellMar>
-            <w:top w:w="0" w:type="dxa"/>
-            <w:bottom w:w="0" w:type="dxa"/>
-          </w:tblCellMar>
-        </w:tblPrEx>
         <w:tc>
           <w:tcPr>
             <w:tcW w:w="2600" w:type="dxa"/>
@@ -1462,12 +1458,6 @@
         </w:tc>
       </w:tr>
       <w:tr>
-        <w:tblPrEx>
-          <w:tblCellMar>
-            <w:top w:w="0" w:type="dxa"/>
-            <w:bottom w:w="0" w:type="dxa"/>
-          </w:tblCellMar>
-        </w:tblPrEx>
         <w:tc>
           <w:tcPr>
             <w:tcW w:w="2600" w:type="dxa"/>
@@ -1555,12 +1545,6 @@
         </w:tc>
       </w:tr>
       <w:tr>
-        <w:tblPrEx>
-          <w:tblCellMar>
-            <w:top w:w="0" w:type="dxa"/>
-            <w:bottom w:w="0" w:type="dxa"/>
-          </w:tblCellMar>
-        </w:tblPrEx>
         <w:tc>
           <w:tcPr>
             <w:tcW w:w="2600" w:type="dxa"/>
@@ -1647,12 +1631,6 @@
         </w:tc>
       </w:tr>
       <w:tr>
-        <w:tblPrEx>
-          <w:tblCellMar>
-            <w:top w:w="0" w:type="dxa"/>
-            <w:bottom w:w="0" w:type="dxa"/>
-          </w:tblCellMar>
-        </w:tblPrEx>
         <w:tc>
           <w:tcPr>
             <w:tcW w:w="2600" w:type="dxa"/>
@@ -1739,12 +1717,6 @@
         </w:tc>
       </w:tr>
       <w:tr>
-        <w:tblPrEx>
-          <w:tblCellMar>
-            <w:top w:w="0" w:type="dxa"/>
-            <w:bottom w:w="0" w:type="dxa"/>
-          </w:tblCellMar>
-        </w:tblPrEx>
         <w:tc>
           <w:tcPr>
             <w:tcW w:w="2600" w:type="dxa"/>
@@ -1831,12 +1803,6 @@
         </w:tc>
       </w:tr>
       <w:tr>
-        <w:tblPrEx>
-          <w:tblCellMar>
-            <w:top w:w="0" w:type="dxa"/>
-            <w:bottom w:w="0" w:type="dxa"/>
-          </w:tblCellMar>
-        </w:tblPrEx>
         <w:tc>
           <w:tcPr>
             <w:tcW w:w="2600" w:type="dxa"/>
@@ -1923,12 +1889,6 @@
         </w:tc>
       </w:tr>
       <w:tr>
-        <w:tblPrEx>
-          <w:tblCellMar>
-            <w:top w:w="0" w:type="dxa"/>
-            <w:bottom w:w="0" w:type="dxa"/>
-          </w:tblCellMar>
-        </w:tblPrEx>
         <w:tc>
           <w:tcPr>
             <w:tcW w:w="2600" w:type="dxa"/>
@@ -2591,12 +2551,6 @@
         <w:gridCol w:w="6000"/>
       </w:tblGrid>
       <w:tr>
-        <w:tblPrEx>
-          <w:tblCellMar>
-            <w:top w:w="0" w:type="dxa"/>
-            <w:bottom w:w="0" w:type="dxa"/>
-          </w:tblCellMar>
-        </w:tblPrEx>
         <w:trPr>
           <w:tblHeader/>
         </w:trPr>
@@ -2615,14 +2569,14 @@
           <w:p>
             <w:pPr>
               <w:rPr>
-                <w:color w:val="0D0D0D" w:themeColor="text1" w:themeTint="F2"/>
+                <w:color w:val="FFFFFF" w:themeColor="background1"/>
               </w:rPr>
             </w:pPr>
             <w:r>
               <w:rPr>
                 <w:b/>
                 <w:bCs/>
-                <w:color w:val="0D0D0D" w:themeColor="text1" w:themeTint="F2"/>
+                <w:color w:val="FFFFFF" w:themeColor="background1"/>
                 <w:sz w:val="20"/>
                 <w:szCs w:val="20"/>
               </w:rPr>
@@ -2645,14 +2599,14 @@
           <w:p>
             <w:pPr>
               <w:rPr>
-                <w:color w:val="0D0D0D" w:themeColor="text1" w:themeTint="F2"/>
+                <w:color w:val="FFFFFF" w:themeColor="background1"/>
               </w:rPr>
             </w:pPr>
             <w:r>
               <w:rPr>
                 <w:b/>
                 <w:bCs/>
-                <w:color w:val="0D0D0D" w:themeColor="text1" w:themeTint="F2"/>
+                <w:color w:val="FFFFFF" w:themeColor="background1"/>
                 <w:sz w:val="20"/>
                 <w:szCs w:val="20"/>
               </w:rPr>
@@ -2662,12 +2616,6 @@
         </w:tc>
       </w:tr>
       <w:tr>
-        <w:tblPrEx>
-          <w:tblCellMar>
-            <w:top w:w="0" w:type="dxa"/>
-            <w:bottom w:w="0" w:type="dxa"/>
-          </w:tblCellMar>
-        </w:tblPrEx>
         <w:tc>
           <w:tcPr>
             <w:tcW w:w="3800" w:type="dxa"/>
@@ -2726,12 +2674,6 @@
         </w:tc>
       </w:tr>
       <w:tr>
-        <w:tblPrEx>
-          <w:tblCellMar>
-            <w:top w:w="0" w:type="dxa"/>
-            <w:bottom w:w="0" w:type="dxa"/>
-          </w:tblCellMar>
-        </w:tblPrEx>
         <w:tc>
           <w:tcPr>
             <w:tcW w:w="3800" w:type="dxa"/>
@@ -2790,12 +2732,6 @@
         </w:tc>
       </w:tr>
       <w:tr>
-        <w:tblPrEx>
-          <w:tblCellMar>
-            <w:top w:w="0" w:type="dxa"/>
-            <w:bottom w:w="0" w:type="dxa"/>
-          </w:tblCellMar>
-        </w:tblPrEx>
         <w:tc>
           <w:tcPr>
             <w:tcW w:w="3800" w:type="dxa"/>
@@ -2854,12 +2790,6 @@
         </w:tc>
       </w:tr>
       <w:tr>
-        <w:tblPrEx>
-          <w:tblCellMar>
-            <w:top w:w="0" w:type="dxa"/>
-            <w:bottom w:w="0" w:type="dxa"/>
-          </w:tblCellMar>
-        </w:tblPrEx>
         <w:tc>
           <w:tcPr>
             <w:tcW w:w="3800" w:type="dxa"/>
@@ -2918,12 +2848,6 @@
         </w:tc>
       </w:tr>
       <w:tr>
-        <w:tblPrEx>
-          <w:tblCellMar>
-            <w:top w:w="0" w:type="dxa"/>
-            <w:bottom w:w="0" w:type="dxa"/>
-          </w:tblCellMar>
-        </w:tblPrEx>
         <w:tc>
           <w:tcPr>
             <w:tcW w:w="3800" w:type="dxa"/>
@@ -2982,12 +2906,6 @@
         </w:tc>
       </w:tr>
       <w:tr>
-        <w:tblPrEx>
-          <w:tblCellMar>
-            <w:top w:w="0" w:type="dxa"/>
-            <w:bottom w:w="0" w:type="dxa"/>
-          </w:tblCellMar>
-        </w:tblPrEx>
         <w:tc>
           <w:tcPr>
             <w:tcW w:w="3800" w:type="dxa"/>
@@ -3046,12 +2964,6 @@
         </w:tc>
       </w:tr>
       <w:tr>
-        <w:tblPrEx>
-          <w:tblCellMar>
-            <w:top w:w="0" w:type="dxa"/>
-            <w:bottom w:w="0" w:type="dxa"/>
-          </w:tblCellMar>
-        </w:tblPrEx>
         <w:tc>
           <w:tcPr>
             <w:tcW w:w="3800" w:type="dxa"/>
@@ -3110,12 +3022,6 @@
         </w:tc>
       </w:tr>
       <w:tr>
-        <w:tblPrEx>
-          <w:tblCellMar>
-            <w:top w:w="0" w:type="dxa"/>
-            <w:bottom w:w="0" w:type="dxa"/>
-          </w:tblCellMar>
-        </w:tblPrEx>
         <w:tc>
           <w:tcPr>
             <w:tcW w:w="3800" w:type="dxa"/>
@@ -3174,12 +3080,6 @@
         </w:tc>
       </w:tr>
       <w:tr>
-        <w:tblPrEx>
-          <w:tblCellMar>
-            <w:top w:w="0" w:type="dxa"/>
-            <w:bottom w:w="0" w:type="dxa"/>
-          </w:tblCellMar>
-        </w:tblPrEx>
         <w:tc>
           <w:tcPr>
             <w:tcW w:w="3800" w:type="dxa"/>
@@ -3238,12 +3138,6 @@
         </w:tc>
       </w:tr>
       <w:tr>
-        <w:tblPrEx>
-          <w:tblCellMar>
-            <w:top w:w="0" w:type="dxa"/>
-            <w:bottom w:w="0" w:type="dxa"/>
-          </w:tblCellMar>
-        </w:tblPrEx>
         <w:tc>
           <w:tcPr>
             <w:tcW w:w="3800" w:type="dxa"/>
@@ -3302,12 +3196,6 @@
         </w:tc>
       </w:tr>
       <w:tr>
-        <w:tblPrEx>
-          <w:tblCellMar>
-            <w:top w:w="0" w:type="dxa"/>
-            <w:bottom w:w="0" w:type="dxa"/>
-          </w:tblCellMar>
-        </w:tblPrEx>
         <w:tc>
           <w:tcPr>
             <w:tcW w:w="3800" w:type="dxa"/>
@@ -3366,12 +3254,6 @@
         </w:tc>
       </w:tr>
       <w:tr>
-        <w:tblPrEx>
-          <w:tblCellMar>
-            <w:top w:w="0" w:type="dxa"/>
-            <w:bottom w:w="0" w:type="dxa"/>
-          </w:tblCellMar>
-        </w:tblPrEx>
         <w:tc>
           <w:tcPr>
             <w:tcW w:w="3800" w:type="dxa"/>
@@ -4429,6 +4311,7 @@
   <w:style w:type="character" w:default="1" w:styleId="DefaultParagraphFont">
     <w:name w:val="Default Paragraph Font"/>
     <w:uiPriority w:val="1"/>
+    <w:semiHidden/>
     <w:unhideWhenUsed/>
   </w:style>
   <w:style w:type="table" w:default="1" w:styleId="TableNormal">

--- a/HackMatrix_Document.docx
+++ b/HackMatrix_Document.docx
@@ -308,26 +308,59 @@
         </w:rPr>
         <w:t xml:space="preserve"> </w:t>
       </w:r>
-      <w:r>
+      <w:hyperlink r:id="rId5" w:history="1">
+        <w:r>
+          <w:rPr>
+            <w:rStyle w:val="Hyperlink"/>
+            <w:rFonts w:ascii="Times New Roman" w:hAnsi="Times New Roman" w:cs="Times New Roman"/>
+            <w:sz w:val="20"/>
+            <w:szCs w:val="20"/>
+          </w:rPr>
+          <w:t>https://github.com/karnikaperiyasamy/AutoNetworkTopology-HackMatrix2026</w:t>
+        </w:r>
+      </w:hyperlink>
+    </w:p>
+    <w:p>
+      <w:pPr>
+        <w:jc w:val="both"/>
         <w:rPr>
           <w:rFonts w:ascii="Times New Roman" w:hAnsi="Times New Roman" w:cs="Times New Roman"/>
           <w:color w:val="0D0D0D" w:themeColor="text1" w:themeTint="F2"/>
           <w:sz w:val="20"/>
           <w:szCs w:val="20"/>
         </w:rPr>
-        <w:t>https://github.com/karnikaperiyasamy/AutoNetworkTopology-HackMatrix2026</w:t>
-      </w:r>
+      </w:pPr>
     </w:p>
     <w:p>
       <w:pPr>
         <w:spacing w:after="80"/>
-        <w:jc w:val="both"/>
+        <w:rPr>
+          <w:rFonts w:ascii="Times New Roman" w:hAnsi="Times New Roman" w:cs="Times New Roman"/>
+          <w:color w:val="0D0D0D" w:themeColor="text1" w:themeTint="F2"/>
+          <w:sz w:val="20"/>
+          <w:szCs w:val="20"/>
+        </w:rPr>
+      </w:pPr>
+      <w:r>
         <w:rPr>
           <w:color w:val="0D0D0D" w:themeColor="text1" w:themeTint="F2"/>
           <w:sz w:val="40"/>
           <w:szCs w:val="40"/>
         </w:rPr>
-      </w:pPr>
+        <w:t>Video link:</w:t>
+      </w:r>
+      <w:r>
+        <w:t xml:space="preserve"> </w:t>
+      </w:r>
+      <w:r>
+        <w:rPr>
+          <w:rFonts w:ascii="Times New Roman" w:hAnsi="Times New Roman" w:cs="Times New Roman"/>
+          <w:color w:val="0D0D0D" w:themeColor="text1" w:themeTint="F2"/>
+          <w:sz w:val="20"/>
+          <w:szCs w:val="20"/>
+        </w:rPr>
+        <w:t>https://drive.google.com/file/d/1MiyCKUDDi6_xE_MSxt5hoASRYQ_oLxwP/view?usp=drive_link</w:t>
+      </w:r>
     </w:p>
     <w:p>
       <w:pPr>
@@ -4427,6 +4460,18 @@
       <w:szCs w:val="20"/>
     </w:rPr>
   </w:style>
+  <w:style w:type="character" w:styleId="UnresolvedMention">
+    <w:name w:val="Unresolved Mention"/>
+    <w:basedOn w:val="DefaultParagraphFont"/>
+    <w:uiPriority w:val="99"/>
+    <w:semiHidden/>
+    <w:unhideWhenUsed/>
+    <w:rsid w:val="00797709"/>
+    <w:rPr>
+      <w:color w:val="605E5C"/>
+      <w:shd w:val="clear" w:color="auto" w:fill="E1DFDD"/>
+    </w:rPr>
+  </w:style>
 </w:styles>
 </file>
 

--- a/HackMatrix_Document.docx
+++ b/HackMatrix_Document.docx
@@ -455,6 +455,7 @@
     <w:p>
       <w:pPr>
         <w:spacing w:after="160" w:line="300" w:lineRule="auto"/>
+        <w:jc w:val="both"/>
         <w:rPr>
           <w:color w:val="0D0D0D" w:themeColor="text1" w:themeTint="F2"/>
         </w:rPr>
@@ -471,6 +472,7 @@
     <w:p>
       <w:pPr>
         <w:spacing w:after="160" w:line="300" w:lineRule="auto"/>
+        <w:jc w:val="both"/>
         <w:rPr>
           <w:color w:val="0D0D0D" w:themeColor="text1" w:themeTint="F2"/>
         </w:rPr>
@@ -521,6 +523,7 @@
     <w:p>
       <w:pPr>
         <w:spacing w:after="160" w:line="300" w:lineRule="auto"/>
+        <w:jc w:val="both"/>
         <w:rPr>
           <w:color w:val="0D0D0D" w:themeColor="text1" w:themeTint="F2"/>
         </w:rPr>
@@ -540,6 +543,7 @@
           <w:numId w:val="2"/>
         </w:numPr>
         <w:spacing w:after="90" w:line="280" w:lineRule="auto"/>
+        <w:jc w:val="both"/>
         <w:rPr>
           <w:color w:val="0D0D0D" w:themeColor="text1" w:themeTint="F2"/>
         </w:rPr>
@@ -559,6 +563,7 @@
           <w:numId w:val="2"/>
         </w:numPr>
         <w:spacing w:after="90" w:line="280" w:lineRule="auto"/>
+        <w:jc w:val="both"/>
         <w:rPr>
           <w:color w:val="0D0D0D" w:themeColor="text1" w:themeTint="F2"/>
         </w:rPr>
@@ -578,6 +583,7 @@
           <w:numId w:val="2"/>
         </w:numPr>
         <w:spacing w:after="90" w:line="280" w:lineRule="auto"/>
+        <w:jc w:val="both"/>
         <w:rPr>
           <w:color w:val="0D0D0D" w:themeColor="text1" w:themeTint="F2"/>
         </w:rPr>
@@ -597,6 +603,7 @@
           <w:numId w:val="2"/>
         </w:numPr>
         <w:spacing w:after="90" w:line="280" w:lineRule="auto"/>
+        <w:jc w:val="both"/>
         <w:rPr>
           <w:color w:val="0D0D0D" w:themeColor="text1" w:themeTint="F2"/>
         </w:rPr>
@@ -616,6 +623,7 @@
           <w:numId w:val="2"/>
         </w:numPr>
         <w:spacing w:after="90" w:line="280" w:lineRule="auto"/>
+        <w:jc w:val="both"/>
         <w:rPr>
           <w:color w:val="0D0D0D" w:themeColor="text1" w:themeTint="F2"/>
         </w:rPr>
@@ -635,6 +643,7 @@
           <w:numId w:val="2"/>
         </w:numPr>
         <w:spacing w:after="90" w:line="280" w:lineRule="auto"/>
+        <w:jc w:val="both"/>
         <w:rPr>
           <w:color w:val="0D0D0D" w:themeColor="text1" w:themeTint="F2"/>
         </w:rPr>
@@ -654,6 +663,7 @@
           <w:numId w:val="2"/>
         </w:numPr>
         <w:spacing w:after="90" w:line="280" w:lineRule="auto"/>
+        <w:jc w:val="both"/>
         <w:rPr>
           <w:color w:val="0D0D0D" w:themeColor="text1" w:themeTint="F2"/>
         </w:rPr>
@@ -673,6 +683,7 @@
           <w:numId w:val="2"/>
         </w:numPr>
         <w:spacing w:after="90" w:line="280" w:lineRule="auto"/>
+        <w:jc w:val="both"/>
         <w:rPr>
           <w:color w:val="0D0D0D" w:themeColor="text1" w:themeTint="F2"/>
         </w:rPr>
@@ -692,6 +703,7 @@
           <w:numId w:val="2"/>
         </w:numPr>
         <w:spacing w:after="90" w:line="280" w:lineRule="auto"/>
+        <w:jc w:val="both"/>
         <w:rPr>
           <w:color w:val="0D0D0D" w:themeColor="text1" w:themeTint="F2"/>
         </w:rPr>
@@ -711,6 +723,7 @@
           <w:numId w:val="2"/>
         </w:numPr>
         <w:spacing w:after="90" w:line="280" w:lineRule="auto"/>
+        <w:jc w:val="both"/>
         <w:rPr>
           <w:color w:val="0D0D0D" w:themeColor="text1" w:themeTint="F2"/>
         </w:rPr>
@@ -730,6 +743,7 @@
           <w:numId w:val="2"/>
         </w:numPr>
         <w:spacing w:after="90" w:line="280" w:lineRule="auto"/>
+        <w:jc w:val="both"/>
         <w:rPr>
           <w:color w:val="0D0D0D" w:themeColor="text1" w:themeTint="F2"/>
         </w:rPr>
@@ -744,6 +758,7 @@
     <w:p>
       <w:pPr>
         <w:spacing w:after="160" w:line="300" w:lineRule="auto"/>
+        <w:jc w:val="both"/>
         <w:rPr>
           <w:color w:val="0D0D0D" w:themeColor="text1" w:themeTint="F2"/>
         </w:rPr>
@@ -782,6 +797,7 @@
     <w:p>
       <w:pPr>
         <w:spacing w:after="160" w:line="300" w:lineRule="auto"/>
+        <w:jc w:val="both"/>
         <w:rPr>
           <w:color w:val="0D0D0D" w:themeColor="text1" w:themeTint="F2"/>
         </w:rPr>
@@ -796,6 +812,7 @@
     <w:p>
       <w:pPr>
         <w:spacing w:after="160" w:line="300" w:lineRule="auto"/>
+        <w:jc w:val="both"/>
         <w:rPr>
           <w:color w:val="0D0D0D" w:themeColor="text1" w:themeTint="F2"/>
         </w:rPr>
@@ -839,6 +856,7 @@
     <w:p>
       <w:pPr>
         <w:spacing w:after="160" w:line="300" w:lineRule="auto"/>
+        <w:jc w:val="both"/>
         <w:rPr>
           <w:color w:val="0D0D0D" w:themeColor="text1" w:themeTint="F2"/>
         </w:rPr>
@@ -858,6 +876,7 @@
           <w:numId w:val="2"/>
         </w:numPr>
         <w:spacing w:after="90" w:line="280" w:lineRule="auto"/>
+        <w:jc w:val="both"/>
         <w:rPr>
           <w:color w:val="0D0D0D" w:themeColor="text1" w:themeTint="F2"/>
         </w:rPr>
@@ -877,6 +896,7 @@
           <w:numId w:val="2"/>
         </w:numPr>
         <w:spacing w:after="90" w:line="280" w:lineRule="auto"/>
+        <w:jc w:val="both"/>
         <w:rPr>
           <w:color w:val="0D0D0D" w:themeColor="text1" w:themeTint="F2"/>
         </w:rPr>
@@ -896,6 +916,7 @@
           <w:numId w:val="2"/>
         </w:numPr>
         <w:spacing w:after="90" w:line="280" w:lineRule="auto"/>
+        <w:jc w:val="both"/>
         <w:rPr>
           <w:color w:val="0D0D0D" w:themeColor="text1" w:themeTint="F2"/>
         </w:rPr>
@@ -915,6 +936,7 @@
           <w:numId w:val="2"/>
         </w:numPr>
         <w:spacing w:after="90" w:line="280" w:lineRule="auto"/>
+        <w:jc w:val="both"/>
         <w:rPr>
           <w:color w:val="0D0D0D" w:themeColor="text1" w:themeTint="F2"/>
         </w:rPr>
@@ -934,6 +956,7 @@
           <w:numId w:val="2"/>
         </w:numPr>
         <w:spacing w:after="90" w:line="280" w:lineRule="auto"/>
+        <w:jc w:val="both"/>
         <w:rPr>
           <w:color w:val="0D0D0D" w:themeColor="text1" w:themeTint="F2"/>
         </w:rPr>
@@ -953,6 +976,7 @@
           <w:numId w:val="2"/>
         </w:numPr>
         <w:spacing w:after="90" w:line="280" w:lineRule="auto"/>
+        <w:jc w:val="both"/>
         <w:rPr>
           <w:color w:val="0D0D0D" w:themeColor="text1" w:themeTint="F2"/>
         </w:rPr>
@@ -972,6 +996,7 @@
           <w:numId w:val="2"/>
         </w:numPr>
         <w:spacing w:after="90" w:line="280" w:lineRule="auto"/>
+        <w:jc w:val="both"/>
         <w:rPr>
           <w:color w:val="0D0D0D" w:themeColor="text1" w:themeTint="F2"/>
         </w:rPr>
@@ -986,6 +1011,7 @@
     <w:p>
       <w:pPr>
         <w:spacing w:after="160" w:line="300" w:lineRule="auto"/>
+        <w:jc w:val="both"/>
         <w:rPr>
           <w:color w:val="0D0D0D" w:themeColor="text1" w:themeTint="F2"/>
         </w:rPr>
@@ -1022,6 +1048,7 @@
     <w:p>
       <w:pPr>
         <w:spacing w:after="160" w:line="300" w:lineRule="auto"/>
+        <w:jc w:val="both"/>
         <w:rPr>
           <w:color w:val="0D0D0D" w:themeColor="text1" w:themeTint="F2"/>
         </w:rPr>
@@ -1041,6 +1068,7 @@
           <w:numId w:val="2"/>
         </w:numPr>
         <w:spacing w:after="90" w:line="280" w:lineRule="auto"/>
+        <w:jc w:val="both"/>
         <w:rPr>
           <w:color w:val="0D0D0D" w:themeColor="text1" w:themeTint="F2"/>
         </w:rPr>
@@ -1060,6 +1088,7 @@
           <w:numId w:val="2"/>
         </w:numPr>
         <w:spacing w:after="90" w:line="280" w:lineRule="auto"/>
+        <w:jc w:val="both"/>
         <w:rPr>
           <w:color w:val="0D0D0D" w:themeColor="text1" w:themeTint="F2"/>
         </w:rPr>
@@ -1079,6 +1108,7 @@
           <w:numId w:val="2"/>
         </w:numPr>
         <w:spacing w:after="90" w:line="280" w:lineRule="auto"/>
+        <w:jc w:val="both"/>
         <w:rPr>
           <w:color w:val="0D0D0D" w:themeColor="text1" w:themeTint="F2"/>
         </w:rPr>
@@ -1098,6 +1128,7 @@
           <w:numId w:val="2"/>
         </w:numPr>
         <w:spacing w:after="90" w:line="280" w:lineRule="auto"/>
+        <w:jc w:val="both"/>
         <w:rPr>
           <w:color w:val="0D0D0D" w:themeColor="text1" w:themeTint="F2"/>
         </w:rPr>
@@ -1117,6 +1148,7 @@
           <w:numId w:val="2"/>
         </w:numPr>
         <w:spacing w:after="90" w:line="280" w:lineRule="auto"/>
+        <w:jc w:val="both"/>
         <w:rPr>
           <w:color w:val="0D0D0D" w:themeColor="text1" w:themeTint="F2"/>
         </w:rPr>
@@ -1136,6 +1168,7 @@
           <w:numId w:val="2"/>
         </w:numPr>
         <w:spacing w:after="90" w:line="280" w:lineRule="auto"/>
+        <w:jc w:val="both"/>
         <w:rPr>
           <w:color w:val="0D0D0D" w:themeColor="text1" w:themeTint="F2"/>
         </w:rPr>
@@ -1155,6 +1188,7 @@
           <w:numId w:val="2"/>
         </w:numPr>
         <w:spacing w:after="90" w:line="280" w:lineRule="auto"/>
+        <w:jc w:val="both"/>
         <w:rPr>
           <w:color w:val="0D0D0D" w:themeColor="text1" w:themeTint="F2"/>
         </w:rPr>
@@ -1174,6 +1208,7 @@
           <w:numId w:val="2"/>
         </w:numPr>
         <w:spacing w:after="90" w:line="280" w:lineRule="auto"/>
+        <w:jc w:val="both"/>
         <w:rPr>
           <w:color w:val="0D0D0D" w:themeColor="text1" w:themeTint="F2"/>
         </w:rPr>
@@ -2033,6 +2068,7 @@
     <w:p>
       <w:pPr>
         <w:spacing w:before="180" w:after="90"/>
+        <w:jc w:val="both"/>
         <w:rPr>
           <w:color w:val="0D0D0D" w:themeColor="text1" w:themeTint="F2"/>
         </w:rPr>
@@ -2049,6 +2085,7 @@
     <w:p>
       <w:pPr>
         <w:spacing w:after="160" w:line="300" w:lineRule="auto"/>
+        <w:jc w:val="both"/>
         <w:rPr>
           <w:color w:val="0D0D0D" w:themeColor="text1" w:themeTint="F2"/>
         </w:rPr>
@@ -2063,6 +2100,7 @@
     <w:p>
       <w:pPr>
         <w:spacing w:before="180" w:after="90"/>
+        <w:jc w:val="both"/>
         <w:rPr>
           <w:color w:val="0D0D0D" w:themeColor="text1" w:themeTint="F2"/>
         </w:rPr>
@@ -2079,6 +2117,7 @@
     <w:p>
       <w:pPr>
         <w:spacing w:after="160" w:line="300" w:lineRule="auto"/>
+        <w:jc w:val="both"/>
         <w:rPr>
           <w:color w:val="0D0D0D" w:themeColor="text1" w:themeTint="F2"/>
         </w:rPr>
@@ -2093,6 +2132,7 @@
     <w:p>
       <w:pPr>
         <w:spacing w:before="180" w:after="90"/>
+        <w:jc w:val="both"/>
         <w:rPr>
           <w:color w:val="0D0D0D" w:themeColor="text1" w:themeTint="F2"/>
         </w:rPr>
@@ -2109,6 +2149,7 @@
     <w:p>
       <w:pPr>
         <w:spacing w:after="160" w:line="300" w:lineRule="auto"/>
+        <w:jc w:val="both"/>
         <w:rPr>
           <w:color w:val="0D0D0D" w:themeColor="text1" w:themeTint="F2"/>
         </w:rPr>
@@ -2123,6 +2164,7 @@
     <w:p>
       <w:pPr>
         <w:spacing w:before="180" w:after="90"/>
+        <w:jc w:val="both"/>
         <w:rPr>
           <w:color w:val="0D0D0D" w:themeColor="text1" w:themeTint="F2"/>
         </w:rPr>
@@ -2139,6 +2181,7 @@
     <w:p>
       <w:pPr>
         <w:spacing w:after="160" w:line="300" w:lineRule="auto"/>
+        <w:jc w:val="both"/>
         <w:rPr>
           <w:color w:val="0D0D0D" w:themeColor="text1" w:themeTint="F2"/>
         </w:rPr>
@@ -2158,6 +2201,7 @@
           <w:numId w:val="2"/>
         </w:numPr>
         <w:spacing w:after="90" w:line="280" w:lineRule="auto"/>
+        <w:jc w:val="both"/>
         <w:rPr>
           <w:color w:val="0D0D0D" w:themeColor="text1" w:themeTint="F2"/>
         </w:rPr>
@@ -2177,6 +2221,7 @@
           <w:numId w:val="2"/>
         </w:numPr>
         <w:spacing w:after="90" w:line="280" w:lineRule="auto"/>
+        <w:jc w:val="both"/>
         <w:rPr>
           <w:color w:val="0D0D0D" w:themeColor="text1" w:themeTint="F2"/>
         </w:rPr>
@@ -2196,6 +2241,7 @@
           <w:numId w:val="2"/>
         </w:numPr>
         <w:spacing w:after="90" w:line="280" w:lineRule="auto"/>
+        <w:jc w:val="both"/>
         <w:rPr>
           <w:color w:val="0D0D0D" w:themeColor="text1" w:themeTint="F2"/>
         </w:rPr>
@@ -2215,6 +2261,7 @@
           <w:numId w:val="2"/>
         </w:numPr>
         <w:spacing w:after="90" w:line="280" w:lineRule="auto"/>
+        <w:jc w:val="both"/>
         <w:rPr>
           <w:color w:val="0D0D0D" w:themeColor="text1" w:themeTint="F2"/>
         </w:rPr>
@@ -2234,6 +2281,7 @@
           <w:numId w:val="2"/>
         </w:numPr>
         <w:spacing w:after="90" w:line="280" w:lineRule="auto"/>
+        <w:jc w:val="both"/>
         <w:rPr>
           <w:color w:val="0D0D0D" w:themeColor="text1" w:themeTint="F2"/>
         </w:rPr>
@@ -2253,6 +2301,7 @@
           <w:numId w:val="2"/>
         </w:numPr>
         <w:spacing w:after="90" w:line="280" w:lineRule="auto"/>
+        <w:jc w:val="both"/>
         <w:rPr>
           <w:color w:val="0D0D0D" w:themeColor="text1" w:themeTint="F2"/>
         </w:rPr>
@@ -2272,6 +2321,7 @@
           <w:numId w:val="2"/>
         </w:numPr>
         <w:spacing w:after="90" w:line="280" w:lineRule="auto"/>
+        <w:jc w:val="both"/>
         <w:rPr>
           <w:color w:val="0D0D0D" w:themeColor="text1" w:themeTint="F2"/>
         </w:rPr>
@@ -2286,6 +2336,7 @@
     <w:p>
       <w:pPr>
         <w:spacing w:before="180" w:after="90"/>
+        <w:jc w:val="both"/>
         <w:rPr>
           <w:color w:val="0D0D0D" w:themeColor="text1" w:themeTint="F2"/>
         </w:rPr>
@@ -2302,6 +2353,7 @@
     <w:p>
       <w:pPr>
         <w:spacing w:after="160" w:line="300" w:lineRule="auto"/>
+        <w:jc w:val="both"/>
         <w:rPr>
           <w:color w:val="0D0D0D" w:themeColor="text1" w:themeTint="F2"/>
         </w:rPr>
@@ -2316,6 +2368,7 @@
     <w:p>
       <w:pPr>
         <w:spacing w:before="180" w:after="90"/>
+        <w:jc w:val="both"/>
         <w:rPr>
           <w:color w:val="0D0D0D" w:themeColor="text1" w:themeTint="F2"/>
         </w:rPr>
@@ -2332,6 +2385,7 @@
     <w:p>
       <w:pPr>
         <w:spacing w:after="160" w:line="300" w:lineRule="auto"/>
+        <w:jc w:val="both"/>
         <w:rPr>
           <w:color w:val="0D0D0D" w:themeColor="text1" w:themeTint="F2"/>
         </w:rPr>
@@ -2347,6 +2401,7 @@
     <w:p>
       <w:pPr>
         <w:spacing w:before="180" w:after="90"/>
+        <w:jc w:val="both"/>
         <w:rPr>
           <w:color w:val="0D0D0D" w:themeColor="text1" w:themeTint="F2"/>
         </w:rPr>
@@ -2363,6 +2418,7 @@
     <w:p>
       <w:pPr>
         <w:spacing w:after="160" w:line="300" w:lineRule="auto"/>
+        <w:jc w:val="both"/>
         <w:rPr>
           <w:color w:val="0D0D0D" w:themeColor="text1" w:themeTint="F2"/>
         </w:rPr>
@@ -2382,6 +2438,7 @@
           <w:numId w:val="2"/>
         </w:numPr>
         <w:spacing w:after="90" w:line="280" w:lineRule="auto"/>
+        <w:jc w:val="both"/>
         <w:rPr>
           <w:color w:val="0D0D0D" w:themeColor="text1" w:themeTint="F2"/>
         </w:rPr>
@@ -2401,6 +2458,7 @@
           <w:numId w:val="2"/>
         </w:numPr>
         <w:spacing w:after="90" w:line="280" w:lineRule="auto"/>
+        <w:jc w:val="both"/>
         <w:rPr>
           <w:color w:val="0D0D0D" w:themeColor="text1" w:themeTint="F2"/>
         </w:rPr>
@@ -2420,6 +2478,7 @@
           <w:numId w:val="2"/>
         </w:numPr>
         <w:spacing w:after="90" w:line="280" w:lineRule="auto"/>
+        <w:jc w:val="both"/>
         <w:rPr>
           <w:color w:val="0D0D0D" w:themeColor="text1" w:themeTint="F2"/>
         </w:rPr>
@@ -2439,6 +2498,7 @@
           <w:numId w:val="2"/>
         </w:numPr>
         <w:spacing w:after="90" w:line="280" w:lineRule="auto"/>
+        <w:jc w:val="both"/>
         <w:rPr>
           <w:color w:val="0D0D0D" w:themeColor="text1" w:themeTint="F2"/>
         </w:rPr>
@@ -2453,6 +2513,7 @@
     <w:p>
       <w:pPr>
         <w:spacing w:before="180" w:after="90"/>
+        <w:jc w:val="both"/>
         <w:rPr>
           <w:color w:val="0D0D0D" w:themeColor="text1" w:themeTint="F2"/>
         </w:rPr>
@@ -2469,6 +2530,7 @@
     <w:p>
       <w:pPr>
         <w:spacing w:after="160" w:line="300" w:lineRule="auto"/>
+        <w:jc w:val="both"/>
         <w:rPr>
           <w:color w:val="0D0D0D" w:themeColor="text1" w:themeTint="F2"/>
         </w:rPr>
@@ -2483,6 +2545,7 @@
     <w:p>
       <w:pPr>
         <w:spacing w:before="180" w:after="90"/>
+        <w:jc w:val="both"/>
         <w:rPr>
           <w:color w:val="0D0D0D" w:themeColor="text1" w:themeTint="F2"/>
         </w:rPr>
@@ -2499,6 +2562,7 @@
     <w:p>
       <w:pPr>
         <w:spacing w:after="160" w:line="300" w:lineRule="auto"/>
+        <w:jc w:val="both"/>
         <w:rPr>
           <w:color w:val="0D0D0D" w:themeColor="text1" w:themeTint="F2"/>
         </w:rPr>
@@ -2513,6 +2577,7 @@
     <w:p>
       <w:pPr>
         <w:spacing w:before="180" w:after="90"/>
+        <w:jc w:val="both"/>
         <w:rPr>
           <w:color w:val="0D0D0D" w:themeColor="text1" w:themeTint="F2"/>
         </w:rPr>
@@ -2529,6 +2594,7 @@
     <w:p>
       <w:pPr>
         <w:spacing w:after="160" w:line="300" w:lineRule="auto"/>
+        <w:jc w:val="both"/>
         <w:rPr>
           <w:color w:val="0D0D0D" w:themeColor="text1" w:themeTint="F2"/>
         </w:rPr>
@@ -2547,6 +2613,7 @@
           <w:bottom w:val="single" w:sz="6" w:space="4" w:color="2E74B5"/>
         </w:pBdr>
         <w:spacing w:before="400" w:after="200"/>
+        <w:jc w:val="both"/>
         <w:rPr>
           <w:color w:val="0D0D0D" w:themeColor="text1" w:themeTint="F2"/>
         </w:rPr>
@@ -2601,6 +2668,7 @@
           </w:tcPr>
           <w:p>
             <w:pPr>
+              <w:jc w:val="both"/>
               <w:rPr>
                 <w:color w:val="FFFFFF" w:themeColor="background1"/>
               </w:rPr>
@@ -2631,6 +2699,7 @@
           </w:tcPr>
           <w:p>
             <w:pPr>
+              <w:jc w:val="both"/>
               <w:rPr>
                 <w:color w:val="FFFFFF" w:themeColor="background1"/>
               </w:rPr>
@@ -3531,6 +3600,7 @@
     <w:p>
       <w:pPr>
         <w:spacing w:after="160" w:line="300" w:lineRule="auto"/>
+        <w:jc w:val="both"/>
         <w:rPr>
           <w:color w:val="0D0D0D" w:themeColor="text1" w:themeTint="F2"/>
         </w:rPr>
@@ -3550,6 +3620,7 @@
           <w:numId w:val="2"/>
         </w:numPr>
         <w:spacing w:after="90" w:line="280" w:lineRule="auto"/>
+        <w:jc w:val="both"/>
         <w:rPr>
           <w:color w:val="0D0D0D" w:themeColor="text1" w:themeTint="F2"/>
         </w:rPr>
@@ -3569,6 +3640,7 @@
           <w:numId w:val="2"/>
         </w:numPr>
         <w:spacing w:after="90" w:line="280" w:lineRule="auto"/>
+        <w:jc w:val="both"/>
         <w:rPr>
           <w:color w:val="0D0D0D" w:themeColor="text1" w:themeTint="F2"/>
         </w:rPr>
@@ -3588,6 +3660,7 @@
           <w:numId w:val="2"/>
         </w:numPr>
         <w:spacing w:after="90" w:line="280" w:lineRule="auto"/>
+        <w:jc w:val="both"/>
         <w:rPr>
           <w:color w:val="0D0D0D" w:themeColor="text1" w:themeTint="F2"/>
         </w:rPr>
@@ -3607,6 +3680,7 @@
           <w:numId w:val="2"/>
         </w:numPr>
         <w:spacing w:after="90" w:line="280" w:lineRule="auto"/>
+        <w:jc w:val="both"/>
         <w:rPr>
           <w:color w:val="0D0D0D" w:themeColor="text1" w:themeTint="F2"/>
         </w:rPr>
@@ -3626,6 +3700,7 @@
           <w:numId w:val="2"/>
         </w:numPr>
         <w:spacing w:after="90" w:line="280" w:lineRule="auto"/>
+        <w:jc w:val="both"/>
         <w:rPr>
           <w:color w:val="0D0D0D" w:themeColor="text1" w:themeTint="F2"/>
         </w:rPr>
@@ -3645,6 +3720,7 @@
           <w:numId w:val="2"/>
         </w:numPr>
         <w:spacing w:after="90" w:line="280" w:lineRule="auto"/>
+        <w:jc w:val="both"/>
         <w:rPr>
           <w:color w:val="0D0D0D" w:themeColor="text1" w:themeTint="F2"/>
         </w:rPr>
@@ -3664,6 +3740,7 @@
           <w:numId w:val="2"/>
         </w:numPr>
         <w:spacing w:after="90" w:line="280" w:lineRule="auto"/>
+        <w:jc w:val="both"/>
         <w:rPr>
           <w:color w:val="0D0D0D" w:themeColor="text1" w:themeTint="F2"/>
         </w:rPr>
@@ -3683,6 +3760,7 @@
           <w:numId w:val="2"/>
         </w:numPr>
         <w:spacing w:after="90" w:line="280" w:lineRule="auto"/>
+        <w:jc w:val="both"/>
         <w:rPr>
           <w:color w:val="0D0D0D" w:themeColor="text1" w:themeTint="F2"/>
         </w:rPr>
